--- a/dist/exports/structure-of-atom_revision_notes.docx
+++ b/dist/exports/structure-of-atom_revision_notes.docx
@@ -189,7 +189,7 @@
                 <w:color w:val="2D3748"/>
                 <w:sz w:val="19"/>
               </w:rPr>
-              <w:t>Structure Of Atom - Core Application</w:t>
+              <w:t>Quantum Numbers &amp; Electronic Configuration</w:t>
             </w:r>
           </w:p>
         </w:tc>
@@ -209,7 +209,7 @@
               <w:rPr>
                 <w:sz w:val="19"/>
               </w:rPr>
-              <w:t>219 PYQs</w:t>
+              <w:t>218 PYQs</w:t>
             </w:r>
           </w:p>
         </w:tc>
@@ -230,7 +230,181 @@
                 <w:color w:val="718096"/>
                 <w:sz w:val="19"/>
               </w:rPr>
-              <w:t>General Concept</w:t>
+              <w:t>Quantum Numbers</w:t>
+            </w:r>
+          </w:p>
+        </w:tc>
+      </w:tr>
+      <w:tr>
+        <w:tc>
+          <w:tcPr>
+            <w:tcW w:type="dxa" w:w="2160"/>
+            <w:shd w:fill="FFFFFF"/>
+            <w:tcMar>
+              <w:top w:w="80" w:type="dxa"/>
+              <w:bottom w:w="80" w:type="dxa"/>
+              <w:left w:w="150" w:type="dxa"/>
+              <w:right w:w="150" w:type="dxa"/>
+            </w:tcMar>
+          </w:tcPr>
+          <w:p>
+            <w:r>
+              <w:rPr>
+                <w:b/>
+                <w:color w:val="C53030"/>
+                <w:sz w:val="19"/>
+              </w:rPr>
+              <w:t>Very High</w:t>
+            </w:r>
+          </w:p>
+        </w:tc>
+        <w:tc>
+          <w:tcPr>
+            <w:tcW w:type="dxa" w:w="4320"/>
+            <w:shd w:fill="FFFFFF"/>
+            <w:tcMar>
+              <w:top w:w="80" w:type="dxa"/>
+              <w:bottom w:w="80" w:type="dxa"/>
+              <w:left w:w="150" w:type="dxa"/>
+              <w:right w:w="150" w:type="dxa"/>
+            </w:tcMar>
+          </w:tcPr>
+          <w:p>
+            <w:r>
+              <w:rPr>
+                <w:b/>
+                <w:color w:val="2D3748"/>
+                <w:sz w:val="19"/>
+              </w:rPr>
+              <w:t>Bohr's Orbitals &amp; Electronic Transitions</w:t>
+            </w:r>
+          </w:p>
+        </w:tc>
+        <w:tc>
+          <w:tcPr>
+            <w:tcW w:type="dxa" w:w="1728"/>
+            <w:shd w:fill="FFFFFF"/>
+            <w:tcMar>
+              <w:top w:w="80" w:type="dxa"/>
+              <w:bottom w:w="80" w:type="dxa"/>
+              <w:left w:w="150" w:type="dxa"/>
+              <w:right w:w="150" w:type="dxa"/>
+            </w:tcMar>
+          </w:tcPr>
+          <w:p>
+            <w:r>
+              <w:rPr>
+                <w:sz w:val="19"/>
+              </w:rPr>
+              <w:t>35 PYQs</w:t>
+            </w:r>
+          </w:p>
+        </w:tc>
+        <w:tc>
+          <w:tcPr>
+            <w:tcW w:type="dxa" w:w="1872"/>
+            <w:shd w:fill="FFFFFF"/>
+            <w:tcMar>
+              <w:top w:w="80" w:type="dxa"/>
+              <w:bottom w:w="80" w:type="dxa"/>
+              <w:left w:w="150" w:type="dxa"/>
+              <w:right w:w="150" w:type="dxa"/>
+            </w:tcMar>
+          </w:tcPr>
+          <w:p>
+            <w:r>
+              <w:rPr>
+                <w:color w:val="718096"/>
+                <w:sz w:val="19"/>
+              </w:rPr>
+              <w:t>Bohr Model</w:t>
+            </w:r>
+          </w:p>
+        </w:tc>
+      </w:tr>
+      <w:tr>
+        <w:tc>
+          <w:tcPr>
+            <w:tcW w:type="dxa" w:w="2160"/>
+            <w:shd w:fill="F7FAFC"/>
+            <w:tcMar>
+              <w:top w:w="80" w:type="dxa"/>
+              <w:bottom w:w="80" w:type="dxa"/>
+              <w:left w:w="150" w:type="dxa"/>
+              <w:right w:w="150" w:type="dxa"/>
+            </w:tcMar>
+          </w:tcPr>
+          <w:p>
+            <w:r>
+              <w:rPr>
+                <w:b/>
+                <w:color w:val="C53030"/>
+                <w:sz w:val="19"/>
+              </w:rPr>
+              <w:t>Very High</w:t>
+            </w:r>
+          </w:p>
+        </w:tc>
+        <w:tc>
+          <w:tcPr>
+            <w:tcW w:type="dxa" w:w="4320"/>
+            <w:shd w:fill="F7FAFC"/>
+            <w:tcMar>
+              <w:top w:w="80" w:type="dxa"/>
+              <w:bottom w:w="80" w:type="dxa"/>
+              <w:left w:w="150" w:type="dxa"/>
+              <w:right w:w="150" w:type="dxa"/>
+            </w:tcMar>
+          </w:tcPr>
+          <w:p>
+            <w:r>
+              <w:rPr>
+                <w:b/>
+                <w:color w:val="2D3748"/>
+                <w:sz w:val="19"/>
+              </w:rPr>
+              <w:t>Heisenberg Uncertainty &amp; De Broglie Wavelength</w:t>
+            </w:r>
+          </w:p>
+        </w:tc>
+        <w:tc>
+          <w:tcPr>
+            <w:tcW w:type="dxa" w:w="1728"/>
+            <w:shd w:fill="F7FAFC"/>
+            <w:tcMar>
+              <w:top w:w="80" w:type="dxa"/>
+              <w:bottom w:w="80" w:type="dxa"/>
+              <w:left w:w="150" w:type="dxa"/>
+              <w:right w:w="150" w:type="dxa"/>
+            </w:tcMar>
+          </w:tcPr>
+          <w:p>
+            <w:r>
+              <w:rPr>
+                <w:sz w:val="19"/>
+              </w:rPr>
+              <w:t>18 PYQs</w:t>
+            </w:r>
+          </w:p>
+        </w:tc>
+        <w:tc>
+          <w:tcPr>
+            <w:tcW w:type="dxa" w:w="1872"/>
+            <w:shd w:fill="F7FAFC"/>
+            <w:tcMar>
+              <w:top w:w="80" w:type="dxa"/>
+              <w:bottom w:w="80" w:type="dxa"/>
+              <w:left w:w="150" w:type="dxa"/>
+              <w:right w:w="150" w:type="dxa"/>
+            </w:tcMar>
+          </w:tcPr>
+          <w:p>
+            <w:r>
+              <w:rPr>
+                <w:color w:val="718096"/>
+                <w:sz w:val="19"/>
+              </w:rPr>
+              <w:t>Wave Mechanics</w:t>
             </w:r>
           </w:p>
         </w:tc>
@@ -311,6 +485,144 @@
           </w:p>
         </w:tc>
       </w:tr>
+      <w:tr>
+        <w:tc>
+          <w:tcPr>
+            <w:tcW w:type="dxa" w:w="3600"/>
+            <w:shd w:fill="F7FAFC"/>
+            <w:tcMar>
+              <w:top w:w="100" w:type="dxa"/>
+              <w:bottom w:w="100" w:type="dxa"/>
+              <w:left w:w="150" w:type="dxa"/>
+              <w:right w:w="150" w:type="dxa"/>
+            </w:tcMar>
+          </w:tcPr>
+          <w:p>
+            <w:r>
+              <w:rPr>
+                <w:b/>
+                <w:color w:val="1A365D"/>
+                <w:sz w:val="19"/>
+              </w:rPr>
+              <w:t>Quantum Numbers &amp; Electronic Configuration</w:t>
+            </w:r>
+          </w:p>
+        </w:tc>
+        <w:tc>
+          <w:tcPr>
+            <w:tcW w:type="dxa" w:w="6480"/>
+            <w:shd w:fill="F7FAFC"/>
+            <w:tcMar>
+              <w:top w:w="100" w:type="dxa"/>
+              <w:bottom w:w="100" w:type="dxa"/>
+              <w:left w:w="150" w:type="dxa"/>
+              <w:right w:w="150" w:type="dxa"/>
+            </w:tcMar>
+          </w:tcPr>
+          <w:p>
+            <w:r>
+              <w:rPr>
+                <w:rFonts w:ascii="Cambria Math" w:hAnsi="Cambria Math"/>
+                <w:color w:val="2D3748"/>
+                <w:sz w:val="19"/>
+              </w:rPr>
+              <w:t>\text{Radial nodes} = n - l - 1, \quad \text{Angular nodes} = l, \quad \text{Total nodes} = n - 1, \quad \mu_s = \sqrt{n(n+2)}\text{ BM}</w:t>
+            </w:r>
+          </w:p>
+        </w:tc>
+      </w:tr>
+      <w:tr>
+        <w:tc>
+          <w:tcPr>
+            <w:tcW w:type="dxa" w:w="3600"/>
+            <w:shd w:fill="FFFFFF"/>
+            <w:tcMar>
+              <w:top w:w="100" w:type="dxa"/>
+              <w:bottom w:w="100" w:type="dxa"/>
+              <w:left w:w="150" w:type="dxa"/>
+              <w:right w:w="150" w:type="dxa"/>
+            </w:tcMar>
+          </w:tcPr>
+          <w:p>
+            <w:r>
+              <w:rPr>
+                <w:b/>
+                <w:color w:val="1A365D"/>
+                <w:sz w:val="19"/>
+              </w:rPr>
+              <w:t>Bohr's Orbitals &amp; Electronic Transitions</w:t>
+            </w:r>
+          </w:p>
+        </w:tc>
+        <w:tc>
+          <w:tcPr>
+            <w:tcW w:type="dxa" w:w="6480"/>
+            <w:shd w:fill="FFFFFF"/>
+            <w:tcMar>
+              <w:top w:w="100" w:type="dxa"/>
+              <w:bottom w:w="100" w:type="dxa"/>
+              <w:left w:w="150" w:type="dxa"/>
+              <w:right w:w="150" w:type="dxa"/>
+            </w:tcMar>
+          </w:tcPr>
+          <w:p>
+            <w:r>
+              <w:rPr>
+                <w:rFonts w:ascii="Cambria Math" w:hAnsi="Cambria Math"/>
+                <w:color w:val="2D3748"/>
+                <w:sz w:val="19"/>
+              </w:rPr>
+              <w:t>r_n = 0.529 \frac{n^2}{Z}\text{ \AA}, \quad E_n = -13.6 \frac{Z^2}{n^2}\text{ eV}, \quad \bar{\nu} = \frac{1}{\lambda} = R_H Z^2\left(\frac{1}{n_1^2} - \frac{1}{n_2^2}\right)</w:t>
+            </w:r>
+          </w:p>
+        </w:tc>
+      </w:tr>
+      <w:tr>
+        <w:tc>
+          <w:tcPr>
+            <w:tcW w:type="dxa" w:w="3600"/>
+            <w:shd w:fill="F7FAFC"/>
+            <w:tcMar>
+              <w:top w:w="100" w:type="dxa"/>
+              <w:bottom w:w="100" w:type="dxa"/>
+              <w:left w:w="150" w:type="dxa"/>
+              <w:right w:w="150" w:type="dxa"/>
+            </w:tcMar>
+          </w:tcPr>
+          <w:p>
+            <w:r>
+              <w:rPr>
+                <w:b/>
+                <w:color w:val="1A365D"/>
+                <w:sz w:val="19"/>
+              </w:rPr>
+              <w:t>Heisenberg Uncertainty &amp; De Broglie Wavelength</w:t>
+            </w:r>
+          </w:p>
+        </w:tc>
+        <w:tc>
+          <w:tcPr>
+            <w:tcW w:type="dxa" w:w="6480"/>
+            <w:shd w:fill="F7FAFC"/>
+            <w:tcMar>
+              <w:top w:w="100" w:type="dxa"/>
+              <w:bottom w:w="100" w:type="dxa"/>
+              <w:left w:w="150" w:type="dxa"/>
+              <w:right w:w="150" w:type="dxa"/>
+            </w:tcMar>
+          </w:tcPr>
+          <w:p>
+            <w:r>
+              <w:rPr>
+                <w:rFonts w:ascii="Cambria Math" w:hAnsi="Cambria Math"/>
+                <w:color w:val="2D3748"/>
+                <w:sz w:val="19"/>
+              </w:rPr>
+              <w:t>\Delta x \cdot \Delta p \ge \frac{h}{4\pi} = \frac{\hbar}{2}, \quad \Delta x \cdot m\Delta v \ge \frac{h}{4\pi}, \quad \lambda = \frac{h}{p} = \frac{h}{\sqrt{2mE}}</w:t>
+            </w:r>
+          </w:p>
+        </w:tc>
+      </w:tr>
     </w:tbl>
     <w:p>
       <w:pPr>
@@ -338,7 +650,7 @@
           <w:color w:val="2B6CB0"/>
           <w:sz w:val="24"/>
         </w:rPr>
-        <w:t>3.1 Structure Of Atom - Core Application (Very High Yield — 219 PYQs)</w:t>
+        <w:t>3.1 Quantum Numbers &amp; Electronic Configuration (Very High Yield — 218 PYQs)</w:t>
       </w:r>
     </w:p>
     <w:p>
@@ -353,7 +665,7 @@
         <w:rPr>
           <w:sz w:val="20"/>
         </w:rPr>
-        <w:t>Key problem pattern in Structure Of Atom.</w:t>
+        <w:t>Orbital shapes, quantum numbers (n, l, m_l, m_s), nodal surfaces, and anomalous configurations (Cr: 3d^5 4s^1, Cu: 3d^10 4s^1).</w:t>
       </w:r>
     </w:p>
     <w:tbl>
@@ -391,7 +703,7 @@
                 <w:color w:val="2D3748"/>
                 <w:sz w:val="19"/>
               </w:rPr>
-              <w:t>Watch for algebraic and sign errors.</w:t>
+              <w:t>Spin-only magnetic moment μ = √(n(n+2)) BM depends on n, which is the number of UNPAIRED electrons, not total electrons!</w:t>
             </w:r>
           </w:p>
         </w:tc>
@@ -432,7 +744,7 @@
                 <w:color w:val="2D3748"/>
                 <w:sz w:val="19"/>
               </w:rPr>
-              <w:t>Verify dimensions and boundary conditions.</w:t>
+              <w:t>Degeneracy of hydrogen atom at energy level n is n^2 (without spin) or 2n^2 (including spin).</w:t>
             </w:r>
           </w:p>
         </w:tc>
@@ -522,6 +834,422 @@
           <w:sz w:val="18"/>
         </w:rPr>
         <w:t xml:space="preserve">"Which of the following is correct set of 4 quantum numbers of 19^th electron in Chromium (Atomic number =24 ) in accordance wit..."  </w:t>
+      </w:r>
+      <w:r>
+        <w:rPr>
+          <w:b/>
+          <w:color w:val="2B6CB0"/>
+          <w:sz w:val="18"/>
+        </w:rPr>
+        <w:t>[Ans: N/A]</w:t>
+      </w:r>
+    </w:p>
+    <w:p>
+      <w:pPr>
+        <w:spacing w:after="120"/>
+      </w:pPr>
+    </w:p>
+    <w:p>
+      <w:pPr>
+        <w:pStyle w:val="Heading2"/>
+      </w:pPr>
+      <w:r>
+        <w:rPr>
+          <w:color w:val="2B6CB0"/>
+          <w:sz w:val="24"/>
+        </w:rPr>
+        <w:t>3.2 Bohr's Orbitals &amp; Electronic Transitions (Very High Yield — 35 PYQs)</w:t>
+      </w:r>
+    </w:p>
+    <w:p>
+      <w:r>
+        <w:rPr>
+          <w:b/>
+          <w:sz w:val="20"/>
+        </w:rPr>
+        <w:t xml:space="preserve">Core Principle: </w:t>
+      </w:r>
+      <w:r>
+        <w:rPr>
+          <w:sz w:val="20"/>
+        </w:rPr>
+        <w:t>Electronic energy levels in hydrogenic species, wave number bar(ν), and emission spectral series.</w:t>
+      </w:r>
+    </w:p>
+    <w:tbl>
+      <w:tblPr>
+        <w:tblW w:type="auto" w:w="0"/>
+        <w:jc w:val="center"/>
+        <w:tblLook w:firstColumn="1" w:firstRow="1" w:lastColumn="0" w:lastRow="0" w:noHBand="0" w:noVBand="1" w:val="04A0"/>
+      </w:tblPr>
+      <w:tblGrid>
+        <w:gridCol w:w="10080"/>
+      </w:tblGrid>
+      <w:tr>
+        <w:tc>
+          <w:tcPr>
+            <w:tcW w:type="dxa" w:w="10080"/>
+            <w:shd w:fill="FFF5F5"/>
+            <w:tcMar>
+              <w:top w:w="100" w:type="dxa"/>
+              <w:bottom w:w="100" w:type="dxa"/>
+              <w:left w:w="150" w:type="dxa"/>
+              <w:right w:w="150" w:type="dxa"/>
+            </w:tcMar>
+          </w:tcPr>
+          <w:p>
+            <w:r>
+              <w:rPr>
+                <w:b/>
+                <w:color w:val="C53030"/>
+                <w:sz w:val="19"/>
+              </w:rPr>
+              <w:t xml:space="preserve">⚠️ Common Trap / JEE Pitfall: </w:t>
+            </w:r>
+            <w:r>
+              <w:rPr>
+                <w:color w:val="2D3748"/>
+                <w:sz w:val="19"/>
+              </w:rPr>
+              <w:t>Rydberg formula requires multiplication by Z^2 for single-electron ions like He^+ (Z=2) and Li^2+ (Z=3).</w:t>
+            </w:r>
+          </w:p>
+        </w:tc>
+      </w:tr>
+    </w:tbl>
+    <w:tbl>
+      <w:tblPr>
+        <w:tblW w:type="auto" w:w="0"/>
+        <w:jc w:val="center"/>
+        <w:tblLook w:firstColumn="1" w:firstRow="1" w:lastColumn="0" w:lastRow="0" w:noHBand="0" w:noVBand="1" w:val="04A0"/>
+      </w:tblPr>
+      <w:tblGrid>
+        <w:gridCol w:w="10080"/>
+      </w:tblGrid>
+      <w:tr>
+        <w:tc>
+          <w:tcPr>
+            <w:tcW w:type="dxa" w:w="10080"/>
+            <w:shd w:fill="F0FFF4"/>
+            <w:tcMar>
+              <w:top w:w="100" w:type="dxa"/>
+              <w:bottom w:w="100" w:type="dxa"/>
+              <w:left w:w="150" w:type="dxa"/>
+              <w:right w:w="150" w:type="dxa"/>
+            </w:tcMar>
+          </w:tcPr>
+          <w:p>
+            <w:r>
+              <w:rPr>
+                <w:b/>
+                <w:color w:val="276749"/>
+                <w:sz w:val="19"/>
+              </w:rPr>
+              <w:t xml:space="preserve">💡 Speed Hack / Trick: </w:t>
+            </w:r>
+            <w:r>
+              <w:rPr>
+                <w:color w:val="2D3748"/>
+                <w:sz w:val="19"/>
+              </w:rPr>
+              <w:t>Limiting line (series limit) of any spectral series occurs when n_2 = ∞ \implies bar(ν)_(limit) = (R Z^2 / n_1^2).</w:t>
+            </w:r>
+          </w:p>
+        </w:tc>
+      </w:tr>
+    </w:tbl>
+    <w:p>
+      <w:pPr>
+        <w:spacing w:before="120" w:after="40"/>
+      </w:pPr>
+      <w:r>
+        <w:rPr>
+          <w:b/>
+          <w:color w:val="1A365D"/>
+          <w:sz w:val="19"/>
+        </w:rPr>
+        <w:t>Source PYQs testing this concept:</w:t>
+      </w:r>
+    </w:p>
+    <w:p>
+      <w:pPr>
+        <w:pStyle w:val="ListBullet"/>
+        <w:spacing w:after="40"/>
+      </w:pPr>
+      <w:r>
+        <w:rPr>
+          <w:b/>
+          <w:sz w:val="18"/>
+        </w:rPr>
+        <w:t xml:space="preserve">[2026 Evening Shift] Q#1 (MCQ): </w:t>
+      </w:r>
+      <w:r>
+        <w:rPr>
+          <w:sz w:val="18"/>
+        </w:rPr>
+        <w:t xml:space="preserve">"The Bohr radius of a hydrogen like species is 70.53 pm . The species and the stationary state (n) are respectively (Given : Hydrogen atom Bo..."  </w:t>
+      </w:r>
+      <w:r>
+        <w:rPr>
+          <w:b/>
+          <w:color w:val="2B6CB0"/>
+          <w:sz w:val="18"/>
+        </w:rPr>
+        <w:t>[Ans: N/A]</w:t>
+      </w:r>
+    </w:p>
+    <w:p>
+      <w:pPr>
+        <w:pStyle w:val="ListBullet"/>
+        <w:spacing w:after="40"/>
+      </w:pPr>
+      <w:r>
+        <w:rPr>
+          <w:b/>
+          <w:sz w:val="18"/>
+        </w:rPr>
+        <w:t xml:space="preserve">[2026 Evening Shift] Q#1 (MCQ): </w:t>
+      </w:r>
+      <w:r>
+        <w:rPr>
+          <w:sz w:val="18"/>
+        </w:rPr>
+        <w:t xml:space="preserve">"Consider the following spectral lines for atomic hydrogen : A. First line of Paschen series B. Second line of Balmer series C. Third line of..."  </w:t>
+      </w:r>
+      <w:r>
+        <w:rPr>
+          <w:b/>
+          <w:color w:val="2B6CB0"/>
+          <w:sz w:val="18"/>
+        </w:rPr>
+        <w:t>[Ans: C]</w:t>
+      </w:r>
+    </w:p>
+    <w:p>
+      <w:pPr>
+        <w:pStyle w:val="ListBullet"/>
+        <w:spacing w:after="40"/>
+      </w:pPr>
+      <w:r>
+        <w:rPr>
+          <w:b/>
+          <w:sz w:val="18"/>
+        </w:rPr>
+        <w:t xml:space="preserve">[2026 Morning Shift] Q#2 (MCQ): </w:t>
+      </w:r>
+      <w:r>
+        <w:rPr>
+          <w:sz w:val="18"/>
+        </w:rPr>
+        <w:t xml:space="preserve">"If shortest wavelength of hydrogen atom in Lyman series is x , then longest wavelength in Balmer series of He^+ is:..."  </w:t>
+      </w:r>
+      <w:r>
+        <w:rPr>
+          <w:b/>
+          <w:color w:val="2B6CB0"/>
+          <w:sz w:val="18"/>
+        </w:rPr>
+        <w:t>[Ans: A]</w:t>
+      </w:r>
+    </w:p>
+    <w:p>
+      <w:pPr>
+        <w:spacing w:after="120"/>
+      </w:pPr>
+    </w:p>
+    <w:p>
+      <w:pPr>
+        <w:pStyle w:val="Heading2"/>
+      </w:pPr>
+      <w:r>
+        <w:rPr>
+          <w:color w:val="2B6CB0"/>
+          <w:sz w:val="24"/>
+        </w:rPr>
+        <w:t>3.3 Heisenberg Uncertainty &amp; De Broglie Wavelength (Very High Yield — 18 PYQs)</w:t>
+      </w:r>
+    </w:p>
+    <w:p>
+      <w:r>
+        <w:rPr>
+          <w:b/>
+          <w:sz w:val="20"/>
+        </w:rPr>
+        <w:t xml:space="preserve">Core Principle: </w:t>
+      </w:r>
+      <w:r>
+        <w:rPr>
+          <w:sz w:val="20"/>
+        </w:rPr>
+        <w:t>Limits of simultaneous precision in position and momentum, and dual wave nature of micro-particles.</w:t>
+      </w:r>
+    </w:p>
+    <w:tbl>
+      <w:tblPr>
+        <w:tblW w:type="auto" w:w="0"/>
+        <w:jc w:val="center"/>
+        <w:tblLook w:firstColumn="1" w:firstRow="1" w:lastColumn="0" w:lastRow="0" w:noHBand="0" w:noVBand="1" w:val="04A0"/>
+      </w:tblPr>
+      <w:tblGrid>
+        <w:gridCol w:w="10080"/>
+      </w:tblGrid>
+      <w:tr>
+        <w:tc>
+          <w:tcPr>
+            <w:tcW w:type="dxa" w:w="10080"/>
+            <w:shd w:fill="FFF5F5"/>
+            <w:tcMar>
+              <w:top w:w="100" w:type="dxa"/>
+              <w:bottom w:w="100" w:type="dxa"/>
+              <w:left w:w="150" w:type="dxa"/>
+              <w:right w:w="150" w:type="dxa"/>
+            </w:tcMar>
+          </w:tcPr>
+          <w:p>
+            <w:r>
+              <w:rPr>
+                <w:b/>
+                <w:color w:val="C53030"/>
+                <w:sz w:val="19"/>
+              </w:rPr>
+              <w:t xml:space="preserve">⚠️ Common Trap / JEE Pitfall: </w:t>
+            </w:r>
+            <w:r>
+              <w:rPr>
+                <w:color w:val="2D3748"/>
+                <w:sz w:val="19"/>
+              </w:rPr>
+              <w:t>If uncertainty in position and momentum are equal (Δ x = Δ p), then Δ v = (1 / 2m)√((h / π)).</w:t>
+            </w:r>
+          </w:p>
+        </w:tc>
+      </w:tr>
+    </w:tbl>
+    <w:tbl>
+      <w:tblPr>
+        <w:tblW w:type="auto" w:w="0"/>
+        <w:jc w:val="center"/>
+        <w:tblLook w:firstColumn="1" w:firstRow="1" w:lastColumn="0" w:lastRow="0" w:noHBand="0" w:noVBand="1" w:val="04A0"/>
+      </w:tblPr>
+      <w:tblGrid>
+        <w:gridCol w:w="10080"/>
+      </w:tblGrid>
+      <w:tr>
+        <w:tc>
+          <w:tcPr>
+            <w:tcW w:type="dxa" w:w="10080"/>
+            <w:shd w:fill="F0FFF4"/>
+            <w:tcMar>
+              <w:top w:w="100" w:type="dxa"/>
+              <w:bottom w:w="100" w:type="dxa"/>
+              <w:left w:w="150" w:type="dxa"/>
+              <w:right w:w="150" w:type="dxa"/>
+            </w:tcMar>
+          </w:tcPr>
+          <w:p>
+            <w:r>
+              <w:rPr>
+                <w:b/>
+                <w:color w:val="276749"/>
+                <w:sz w:val="19"/>
+              </w:rPr>
+              <w:t xml:space="preserve">💡 Speed Hack / Trick: </w:t>
+            </w:r>
+            <w:r>
+              <w:rPr>
+                <w:color w:val="2D3748"/>
+                <w:sz w:val="19"/>
+              </w:rPr>
+              <w:t>De Broglie wavelength of an electron accelerated through potential V volts: λ ≈ \frac12.27√(V) \AA.</w:t>
+            </w:r>
+          </w:p>
+        </w:tc>
+      </w:tr>
+    </w:tbl>
+    <w:p>
+      <w:pPr>
+        <w:spacing w:before="120" w:after="40"/>
+      </w:pPr>
+      <w:r>
+        <w:rPr>
+          <w:b/>
+          <w:color w:val="1A365D"/>
+          <w:sz w:val="19"/>
+        </w:rPr>
+        <w:t>Source PYQs testing this concept:</w:t>
+      </w:r>
+    </w:p>
+    <w:p>
+      <w:pPr>
+        <w:pStyle w:val="ListBullet"/>
+        <w:spacing w:after="40"/>
+      </w:pPr>
+      <w:r>
+        <w:rPr>
+          <w:b/>
+          <w:sz w:val="18"/>
+        </w:rPr>
+        <w:t xml:space="preserve">[2026 Morning Shift] Q#2 (MCQ): </w:t>
+      </w:r>
+      <w:r>
+        <w:rPr>
+          <w:sz w:val="18"/>
+        </w:rPr>
+        <w:t xml:space="preserve">"Identify the correct statements from the following : A. Heisenberg uncertainty principle is applicable to electrons. B. The size of 2p_(x)..."  </w:t>
+      </w:r>
+      <w:r>
+        <w:rPr>
+          <w:b/>
+          <w:color w:val="2B6CB0"/>
+          <w:sz w:val="18"/>
+        </w:rPr>
+        <w:t>[Ans: N/A]</w:t>
+      </w:r>
+    </w:p>
+    <w:p>
+      <w:pPr>
+        <w:pStyle w:val="ListBullet"/>
+        <w:spacing w:after="40"/>
+      </w:pPr>
+      <w:r>
+        <w:rPr>
+          <w:b/>
+          <w:sz w:val="18"/>
+        </w:rPr>
+        <w:t xml:space="preserve">[2025 Evening Shift] Q#1 (MCQ): </w:t>
+      </w:r>
+      <w:r>
+        <w:rPr>
+          <w:sz w:val="18"/>
+        </w:rPr>
+        <w:t xml:space="preserve">"Given below are two statements : Statement (I) : It is impossible to specify simultaneously with arbitrary precision, both the linear moment..."  </w:t>
+      </w:r>
+      <w:r>
+        <w:rPr>
+          <w:b/>
+          <w:color w:val="2B6CB0"/>
+          <w:sz w:val="18"/>
+        </w:rPr>
+        <w:t>[Ans: N/A]</w:t>
+      </w:r>
+    </w:p>
+    <w:p>
+      <w:pPr>
+        <w:pStyle w:val="ListBullet"/>
+        <w:spacing w:after="40"/>
+      </w:pPr>
+      <w:r>
+        <w:rPr>
+          <w:b/>
+          <w:sz w:val="18"/>
+        </w:rPr>
+        <w:t xml:space="preserve">[2025 Morning Shift] Q#2 (MCQ): </w:t>
+      </w:r>
+      <w:r>
+        <w:rPr>
+          <w:sz w:val="18"/>
+        </w:rPr>
+        <w:t xml:space="preserve">"If a 0 is denoted as the Bohr radius of hydrogen atom, then what is the de-Broglie wavelength (λ) of the electron present in the second or..."  </w:t>
       </w:r>
       <w:r>
         <w:rPr>
@@ -662,6 +1390,79 @@
               <w:t>Solution Analysis:</w:t>
               <w:br/>
               <w:t>For hydrogen spectral lines (emission), E=(ℎc / λ) ⇒ E∝(1 / λ) Using Rydberg formula (NCERT): (1 / λ)=R(\frac1n_(1)^2-\frac1n_(2)^2)(n_(2)&gt;n_(1)) So photon energy is proportional to: Δ=(\frac1n_(1)^2-\frac1n_(2)^2) Now identify each line: Paschen series : n_(1)=3 A (first line) : n_(2)=4 → 3 C (third line) : n_(2)=6 → 3 Balmer series : n_(1)=2 B (second line) : n_(2)=4 → 2 Brackett series : n_(1)=4 D (fourth line) : n_(2)=8 → 4 Compute Δ for each: D: 8 → 4 Δ_(D)=\frac14^2-\frac18^2=(1 / 16)-(1 / 64)=(3 / 64)=0.046875 A: 4 → 3 Δ_(A)=\frac13^2-\frac14^2=(1 / 9)-(1 / 16)=(7 / 144) ≈ 0.04861 C: 6 → 3 Δ_(C)=\frac13^2-\frac16^2=(1 / 9)-(1 / 36)=(1 / 12) ≈ 0.08333 B: 4 → 2 Δ_(B)=\frac12^2-\frac14^2=(1 / 4)-(1 / 16)=(3 / 16)=0.1875 Ascending order of energy (smallest Δ to largest Δ ): D&lt;A&lt;C&lt;B Correct option: C</w:t>
+            </w:r>
+          </w:p>
+        </w:tc>
+      </w:tr>
+    </w:tbl>
+    <w:p>
+      <w:pPr>
+        <w:spacing w:after="120"/>
+      </w:pPr>
+    </w:p>
+    <w:p>
+      <w:pPr>
+        <w:spacing w:before="160" w:after="40"/>
+      </w:pPr>
+      <w:r>
+        <w:rPr>
+          <w:b/>
+          <w:color w:val="1A365D"/>
+          <w:sz w:val="22"/>
+        </w:rPr>
+        <w:t>Benchmark Problem 2: JEE Main 2026 (Online) 2nd April Evening Shift (Q#1)</w:t>
+      </w:r>
+    </w:p>
+    <w:p>
+      <w:pPr>
+        <w:spacing w:after="80"/>
+      </w:pPr>
+      <w:r>
+        <w:rPr>
+          <w:sz w:val="20"/>
+        </w:rPr>
+        <w:t>The surface of sodium metal is irradiated with radiation of wavelength x nm. The kinetic energy of ejected electrons is 2.8 × 10^-20J . The work function of sodium is 2.3 eV. The value of x is ________ × 10^2 nm. (Nearest integer) (Given: ℎ=6.6 × 10^-34J s ; 1eV=1.6 × 10^-19J ; c=3.0 × 10^8m s^-1 )</w:t>
+      </w:r>
+    </w:p>
+    <w:tbl>
+      <w:tblPr>
+        <w:tblW w:type="auto" w:w="0"/>
+        <w:jc w:val="center"/>
+        <w:tblLook w:firstColumn="1" w:firstRow="1" w:lastColumn="0" w:lastRow="0" w:noHBand="0" w:noVBand="1" w:val="04A0"/>
+      </w:tblPr>
+      <w:tblGrid>
+        <w:gridCol w:w="10080"/>
+      </w:tblGrid>
+      <w:tr>
+        <w:tc>
+          <w:tcPr>
+            <w:tcW w:type="dxa" w:w="10080"/>
+            <w:shd w:fill="F7FAFC"/>
+            <w:tcMar>
+              <w:top w:w="100" w:type="dxa"/>
+              <w:bottom w:w="100" w:type="dxa"/>
+              <w:left w:w="150" w:type="dxa"/>
+              <w:right w:w="150" w:type="dxa"/>
+            </w:tcMar>
+          </w:tcPr>
+          <w:p>
+            <w:r>
+              <w:rPr>
+                <w:b/>
+                <w:color w:val="1A365D"/>
+                <w:sz w:val="19"/>
+              </w:rPr>
+              <w:t>Correct Answer: 5</w:t>
+              <w:br/>
+            </w:r>
+            <w:r>
+              <w:rPr>
+                <w:color w:val="2D3748"/>
+                <w:sz w:val="18"/>
+              </w:rPr>
+              <w:t>Solution Analysis:</w:t>
+              <w:br/>
+              <w:t>Using Einstein’s photoelectric equation, ℎν=ϕ+K_(max) Also, ℎν=(ℎc / λ) So, (ℎc / λ)=ϕ+K_(max) Now convert the work function into joule: ϕ=2.3eV=2.3 × 1.6 × 10^-19J ϕ=3.68 × 10^-19J Given kinetic energy, K_(max)=2.8 × 10^-20J Hence total photon energy is E=ϕ+K_(max) E=3.68 × 10^-19+2.8 × 10^-20 E=3.96 × 10^-19J Now, λ=(ℎc / E) Substitute the values: λ=\frac6.6 × 10^-34 × 3.0 × 10^83.96 × 10^-19 λ=\frac19.8 × 10^-263.96 × 10^-19 λ=5 × 10^-7m Convert into nm: 1m=10^9nm λ=5 × 10^-7 × 10^9 λ=5 × 10^2nm So, x=5 Therefore, the required nearest integer is 5</w:t>
             </w:r>
           </w:p>
         </w:tc>

--- a/dist/exports/structure-of-atom_revision_notes.docx
+++ b/dist/exports/structure-of-atom_revision_notes.docx
@@ -189,7 +189,7 @@
                 <w:color w:val="2D3748"/>
                 <w:sz w:val="19"/>
               </w:rPr>
-              <w:t>Quantum Numbers &amp; Electronic Configuration</w:t>
+              <w:t>Bohr's Orbitals &amp; Electronic Transitions</w:t>
             </w:r>
           </w:p>
         </w:tc>
@@ -209,7 +209,7 @@
               <w:rPr>
                 <w:sz w:val="19"/>
               </w:rPr>
-              <w:t>218 PYQs</w:t>
+              <w:t>124 PYQs</w:t>
             </w:r>
           </w:p>
         </w:tc>
@@ -230,7 +230,7 @@
                 <w:color w:val="718096"/>
                 <w:sz w:val="19"/>
               </w:rPr>
-              <w:t>Quantum Numbers</w:t>
+              <w:t>Bohr Model</w:t>
             </w:r>
           </w:p>
         </w:tc>
@@ -276,7 +276,7 @@
                 <w:color w:val="2D3748"/>
                 <w:sz w:val="19"/>
               </w:rPr>
-              <w:t>Bohr's Orbitals &amp; Electronic Transitions</w:t>
+              <w:t>Quantum Numbers &amp; Electronic Configuration</w:t>
             </w:r>
           </w:p>
         </w:tc>
@@ -296,7 +296,7 @@
               <w:rPr>
                 <w:sz w:val="19"/>
               </w:rPr>
-              <w:t>35 PYQs</w:t>
+              <w:t>69 PYQs</w:t>
             </w:r>
           </w:p>
         </w:tc>
@@ -317,7 +317,7 @@
                 <w:color w:val="718096"/>
                 <w:sz w:val="19"/>
               </w:rPr>
-              <w:t>Bohr Model</w:t>
+              <w:t>Quantum Numbers</w:t>
             </w:r>
           </w:p>
         </w:tc>
@@ -383,7 +383,7 @@
               <w:rPr>
                 <w:sz w:val="19"/>
               </w:rPr>
-              <w:t>18 PYQs</w:t>
+              <w:t>34 PYQs</w:t>
             </w:r>
           </w:p>
         </w:tc>
@@ -504,7 +504,7 @@
                 <w:color w:val="1A365D"/>
                 <w:sz w:val="19"/>
               </w:rPr>
-              <w:t>Quantum Numbers &amp; Electronic Configuration</w:t>
+              <w:t>Bohr's Orbitals &amp; Electronic Transitions</w:t>
             </w:r>
           </w:p>
         </w:tc>
@@ -526,7 +526,7 @@
                 <w:color w:val="2D3748"/>
                 <w:sz w:val="19"/>
               </w:rPr>
-              <w:t>\text{Radial nodes} = n - l - 1, \quad \text{Angular nodes} = l, \quad \text{Total nodes} = n - 1, \quad \mu_s = \sqrt{n(n+2)}\text{ BM}</w:t>
+              <w:t>r_n = 0.529 \frac{n^2}{Z}\text{ \AA}, \quad E_n = -13.6 \frac{Z^2}{n^2}\text{ eV}, \quad \bar{\nu} = \frac{1}{\lambda} = R_H Z^2\left(\frac{1}{n_1^2} - \frac{1}{n_2^2}\right)</w:t>
             </w:r>
           </w:p>
         </w:tc>
@@ -550,7 +550,7 @@
                 <w:color w:val="1A365D"/>
                 <w:sz w:val="19"/>
               </w:rPr>
-              <w:t>Bohr's Orbitals &amp; Electronic Transitions</w:t>
+              <w:t>Quantum Numbers &amp; Electronic Configuration</w:t>
             </w:r>
           </w:p>
         </w:tc>
@@ -572,7 +572,7 @@
                 <w:color w:val="2D3748"/>
                 <w:sz w:val="19"/>
               </w:rPr>
-              <w:t>r_n = 0.529 \frac{n^2}{Z}\text{ \AA}, \quad E_n = -13.6 \frac{Z^2}{n^2}\text{ eV}, \quad \bar{\nu} = \frac{1}{\lambda} = R_H Z^2\left(\frac{1}{n_1^2} - \frac{1}{n_2^2}\right)</w:t>
+              <w:t>\text{Radial nodes} = n - l - 1, \quad \text{Angular nodes} = l, \quad \text{Total nodes} = n - 1, \quad \mu_s = \sqrt{n(n+2)}\text{ BM}</w:t>
             </w:r>
           </w:p>
         </w:tc>
@@ -650,215 +650,7 @@
           <w:color w:val="2B6CB0"/>
           <w:sz w:val="24"/>
         </w:rPr>
-        <w:t>3.1 Quantum Numbers &amp; Electronic Configuration (Very High Yield — 218 PYQs)</w:t>
-      </w:r>
-    </w:p>
-    <w:p>
-      <w:r>
-        <w:rPr>
-          <w:b/>
-          <w:sz w:val="20"/>
-        </w:rPr>
-        <w:t xml:space="preserve">Core Principle: </w:t>
-      </w:r>
-      <w:r>
-        <w:rPr>
-          <w:sz w:val="20"/>
-        </w:rPr>
-        <w:t>Orbital shapes, quantum numbers (n, l, m_l, m_s), nodal surfaces, and anomalous configurations (Cr: 3d^5 4s^1, Cu: 3d^10 4s^1).</w:t>
-      </w:r>
-    </w:p>
-    <w:tbl>
-      <w:tblPr>
-        <w:tblW w:type="auto" w:w="0"/>
-        <w:jc w:val="center"/>
-        <w:tblLook w:firstColumn="1" w:firstRow="1" w:lastColumn="0" w:lastRow="0" w:noHBand="0" w:noVBand="1" w:val="04A0"/>
-      </w:tblPr>
-      <w:tblGrid>
-        <w:gridCol w:w="10080"/>
-      </w:tblGrid>
-      <w:tr>
-        <w:tc>
-          <w:tcPr>
-            <w:tcW w:type="dxa" w:w="10080"/>
-            <w:shd w:fill="FFF5F5"/>
-            <w:tcMar>
-              <w:top w:w="100" w:type="dxa"/>
-              <w:bottom w:w="100" w:type="dxa"/>
-              <w:left w:w="150" w:type="dxa"/>
-              <w:right w:w="150" w:type="dxa"/>
-            </w:tcMar>
-          </w:tcPr>
-          <w:p>
-            <w:r>
-              <w:rPr>
-                <w:b/>
-                <w:color w:val="C53030"/>
-                <w:sz w:val="19"/>
-              </w:rPr>
-              <w:t xml:space="preserve">⚠️ Common Trap / JEE Pitfall: </w:t>
-            </w:r>
-            <w:r>
-              <w:rPr>
-                <w:color w:val="2D3748"/>
-                <w:sz w:val="19"/>
-              </w:rPr>
-              <w:t>Spin-only magnetic moment μ = √(n(n+2)) BM depends on n, which is the number of UNPAIRED electrons, not total electrons!</w:t>
-            </w:r>
-          </w:p>
-        </w:tc>
-      </w:tr>
-    </w:tbl>
-    <w:tbl>
-      <w:tblPr>
-        <w:tblW w:type="auto" w:w="0"/>
-        <w:jc w:val="center"/>
-        <w:tblLook w:firstColumn="1" w:firstRow="1" w:lastColumn="0" w:lastRow="0" w:noHBand="0" w:noVBand="1" w:val="04A0"/>
-      </w:tblPr>
-      <w:tblGrid>
-        <w:gridCol w:w="10080"/>
-      </w:tblGrid>
-      <w:tr>
-        <w:tc>
-          <w:tcPr>
-            <w:tcW w:type="dxa" w:w="10080"/>
-            <w:shd w:fill="F0FFF4"/>
-            <w:tcMar>
-              <w:top w:w="100" w:type="dxa"/>
-              <w:bottom w:w="100" w:type="dxa"/>
-              <w:left w:w="150" w:type="dxa"/>
-              <w:right w:w="150" w:type="dxa"/>
-            </w:tcMar>
-          </w:tcPr>
-          <w:p>
-            <w:r>
-              <w:rPr>
-                <w:b/>
-                <w:color w:val="276749"/>
-                <w:sz w:val="19"/>
-              </w:rPr>
-              <w:t xml:space="preserve">💡 Speed Hack / Trick: </w:t>
-            </w:r>
-            <w:r>
-              <w:rPr>
-                <w:color w:val="2D3748"/>
-                <w:sz w:val="19"/>
-              </w:rPr>
-              <w:t>Degeneracy of hydrogen atom at energy level n is n^2 (without spin) or 2n^2 (including spin).</w:t>
-            </w:r>
-          </w:p>
-        </w:tc>
-      </w:tr>
-    </w:tbl>
-    <w:p>
-      <w:pPr>
-        <w:spacing w:before="120" w:after="40"/>
-      </w:pPr>
-      <w:r>
-        <w:rPr>
-          <w:b/>
-          <w:color w:val="1A365D"/>
-          <w:sz w:val="19"/>
-        </w:rPr>
-        <w:t>Source PYQs testing this concept:</w:t>
-      </w:r>
-    </w:p>
-    <w:p>
-      <w:pPr>
-        <w:pStyle w:val="ListBullet"/>
-        <w:spacing w:after="40"/>
-      </w:pPr>
-      <w:r>
-        <w:rPr>
-          <w:b/>
-          <w:sz w:val="18"/>
-        </w:rPr>
-        <w:t xml:space="preserve">[2026 Evening Shift] Q#1 (MCQ): </w:t>
-      </w:r>
-      <w:r>
-        <w:rPr>
-          <w:sz w:val="18"/>
-        </w:rPr>
-        <w:t xml:space="preserve">"The Bohr radius of a hydrogen like species is 70.53 pm . The species and the stationary state (n) are respectively (Given : Hydrogen atom Bo..."  </w:t>
-      </w:r>
-      <w:r>
-        <w:rPr>
-          <w:b/>
-          <w:color w:val="2B6CB0"/>
-          <w:sz w:val="18"/>
-        </w:rPr>
-        <w:t>[Ans: N/A]</w:t>
-      </w:r>
-    </w:p>
-    <w:p>
-      <w:pPr>
-        <w:pStyle w:val="ListBullet"/>
-        <w:spacing w:after="40"/>
-      </w:pPr>
-      <w:r>
-        <w:rPr>
-          <w:b/>
-          <w:sz w:val="18"/>
-        </w:rPr>
-        <w:t xml:space="preserve">[2026 Morning Shift] Q#1 (MCQ): </w:t>
-      </w:r>
-      <w:r>
-        <w:rPr>
-          <w:sz w:val="18"/>
-        </w:rPr>
-        <w:t xml:space="preserve">"Arrange the following atomic orbitals of multi electron atoms in order of increasing energy. A. n=3,l=2,m=+1 B. n=4,l=0,m=0 C. $n=6,l=1,..."  </w:t>
-      </w:r>
-      <w:r>
-        <w:rPr>
-          <w:b/>
-          <w:color w:val="2B6CB0"/>
-          <w:sz w:val="18"/>
-        </w:rPr>
-        <w:t>[Ans: N/A]</w:t>
-      </w:r>
-    </w:p>
-    <w:p>
-      <w:pPr>
-        <w:pStyle w:val="ListBullet"/>
-        <w:spacing w:after="40"/>
-      </w:pPr>
-      <w:r>
-        <w:rPr>
-          <w:b/>
-          <w:sz w:val="18"/>
-        </w:rPr>
-        <w:t xml:space="preserve">[2026 Morning Shift] Q#1 (MCQ): </w:t>
-      </w:r>
-      <w:r>
-        <w:rPr>
-          <w:sz w:val="18"/>
-        </w:rPr>
-        <w:t xml:space="preserve">"Which of the following is correct set of 4 quantum numbers of 19^th electron in Chromium (Atomic number =24 ) in accordance wit..."  </w:t>
-      </w:r>
-      <w:r>
-        <w:rPr>
-          <w:b/>
-          <w:color w:val="2B6CB0"/>
-          <w:sz w:val="18"/>
-        </w:rPr>
-        <w:t>[Ans: N/A]</w:t>
-      </w:r>
-    </w:p>
-    <w:p>
-      <w:pPr>
-        <w:spacing w:after="120"/>
-      </w:pPr>
-    </w:p>
-    <w:p>
-      <w:pPr>
-        <w:pStyle w:val="Heading2"/>
-      </w:pPr>
-      <w:r>
-        <w:rPr>
-          <w:color w:val="2B6CB0"/>
-          <w:sz w:val="24"/>
-        </w:rPr>
-        <w:t>3.2 Bohr's Orbitals &amp; Electronic Transitions (Very High Yield — 35 PYQs)</w:t>
+        <w:t>3.1 Bohr's Orbitals &amp; Electronic Transitions (Very High Yield — 124 PYQs)</w:t>
       </w:r>
     </w:p>
     <w:p>
@@ -1035,13 +827,13 @@
           <w:b/>
           <w:sz w:val="18"/>
         </w:rPr>
-        <w:t xml:space="preserve">[2026 Morning Shift] Q#2 (MCQ): </w:t>
+        <w:t xml:space="preserve">[2026 Evening Shift] Q#1 (Numerical): </w:t>
       </w:r>
       <w:r>
         <w:rPr>
           <w:sz w:val="18"/>
         </w:rPr>
-        <w:t xml:space="preserve">"If shortest wavelength of hydrogen atom in Lyman series is x , then longest wavelength in Balmer series of He^+ is:..."  </w:t>
+        <w:t xml:space="preserve">"The surface of sodium metal is irradiated with radiation of wavelength x nm. The kinetic energy of ejected electrons is $2.8 \times 10^{-2..."  </w:t>
       </w:r>
       <w:r>
         <w:rPr>
@@ -1049,7 +841,7 @@
           <w:color w:val="2B6CB0"/>
           <w:sz w:val="18"/>
         </w:rPr>
-        <w:t>[Ans: A]</w:t>
+        <w:t>[Ans: 5]</w:t>
       </w:r>
     </w:p>
     <w:p>
@@ -1066,7 +858,215 @@
           <w:color w:val="2B6CB0"/>
           <w:sz w:val="24"/>
         </w:rPr>
-        <w:t>3.3 Heisenberg Uncertainty &amp; De Broglie Wavelength (Very High Yield — 18 PYQs)</w:t>
+        <w:t>3.2 Quantum Numbers &amp; Electronic Configuration (Very High Yield — 69 PYQs)</w:t>
+      </w:r>
+    </w:p>
+    <w:p>
+      <w:r>
+        <w:rPr>
+          <w:b/>
+          <w:sz w:val="20"/>
+        </w:rPr>
+        <w:t xml:space="preserve">Core Principle: </w:t>
+      </w:r>
+      <w:r>
+        <w:rPr>
+          <w:sz w:val="20"/>
+        </w:rPr>
+        <w:t>Orbital shapes, quantum numbers (n, l, m_l, m_s), nodal surfaces, and anomalous configurations (Cr: 3d^5 4s^1, Cu: 3d^10 4s^1).</w:t>
+      </w:r>
+    </w:p>
+    <w:tbl>
+      <w:tblPr>
+        <w:tblW w:type="auto" w:w="0"/>
+        <w:jc w:val="center"/>
+        <w:tblLook w:firstColumn="1" w:firstRow="1" w:lastColumn="0" w:lastRow="0" w:noHBand="0" w:noVBand="1" w:val="04A0"/>
+      </w:tblPr>
+      <w:tblGrid>
+        <w:gridCol w:w="10080"/>
+      </w:tblGrid>
+      <w:tr>
+        <w:tc>
+          <w:tcPr>
+            <w:tcW w:type="dxa" w:w="10080"/>
+            <w:shd w:fill="FFF5F5"/>
+            <w:tcMar>
+              <w:top w:w="100" w:type="dxa"/>
+              <w:bottom w:w="100" w:type="dxa"/>
+              <w:left w:w="150" w:type="dxa"/>
+              <w:right w:w="150" w:type="dxa"/>
+            </w:tcMar>
+          </w:tcPr>
+          <w:p>
+            <w:r>
+              <w:rPr>
+                <w:b/>
+                <w:color w:val="C53030"/>
+                <w:sz w:val="19"/>
+              </w:rPr>
+              <w:t xml:space="preserve">⚠️ Common Trap / JEE Pitfall: </w:t>
+            </w:r>
+            <w:r>
+              <w:rPr>
+                <w:color w:val="2D3748"/>
+                <w:sz w:val="19"/>
+              </w:rPr>
+              <w:t>Spin-only magnetic moment μ = √(n(n+2)) BM depends on n, which is the number of UNPAIRED electrons, not total electrons!</w:t>
+            </w:r>
+          </w:p>
+        </w:tc>
+      </w:tr>
+    </w:tbl>
+    <w:tbl>
+      <w:tblPr>
+        <w:tblW w:type="auto" w:w="0"/>
+        <w:jc w:val="center"/>
+        <w:tblLook w:firstColumn="1" w:firstRow="1" w:lastColumn="0" w:lastRow="0" w:noHBand="0" w:noVBand="1" w:val="04A0"/>
+      </w:tblPr>
+      <w:tblGrid>
+        <w:gridCol w:w="10080"/>
+      </w:tblGrid>
+      <w:tr>
+        <w:tc>
+          <w:tcPr>
+            <w:tcW w:type="dxa" w:w="10080"/>
+            <w:shd w:fill="F0FFF4"/>
+            <w:tcMar>
+              <w:top w:w="100" w:type="dxa"/>
+              <w:bottom w:w="100" w:type="dxa"/>
+              <w:left w:w="150" w:type="dxa"/>
+              <w:right w:w="150" w:type="dxa"/>
+            </w:tcMar>
+          </w:tcPr>
+          <w:p>
+            <w:r>
+              <w:rPr>
+                <w:b/>
+                <w:color w:val="276749"/>
+                <w:sz w:val="19"/>
+              </w:rPr>
+              <w:t xml:space="preserve">💡 Speed Hack / Trick: </w:t>
+            </w:r>
+            <w:r>
+              <w:rPr>
+                <w:color w:val="2D3748"/>
+                <w:sz w:val="19"/>
+              </w:rPr>
+              <w:t>Degeneracy of hydrogen atom at energy level n is n^2 (without spin) or 2n^2 (including spin).</w:t>
+            </w:r>
+          </w:p>
+        </w:tc>
+      </w:tr>
+    </w:tbl>
+    <w:p>
+      <w:pPr>
+        <w:spacing w:before="120" w:after="40"/>
+      </w:pPr>
+      <w:r>
+        <w:rPr>
+          <w:b/>
+          <w:color w:val="1A365D"/>
+          <w:sz w:val="19"/>
+        </w:rPr>
+        <w:t>Source PYQs testing this concept:</w:t>
+      </w:r>
+    </w:p>
+    <w:p>
+      <w:pPr>
+        <w:pStyle w:val="ListBullet"/>
+        <w:spacing w:after="40"/>
+      </w:pPr>
+      <w:r>
+        <w:rPr>
+          <w:b/>
+          <w:sz w:val="18"/>
+        </w:rPr>
+        <w:t xml:space="preserve">[2026 Morning Shift] Q#1 (MCQ): </w:t>
+      </w:r>
+      <w:r>
+        <w:rPr>
+          <w:sz w:val="18"/>
+        </w:rPr>
+        <w:t xml:space="preserve">"Arrange the following atomic orbitals of multi electron atoms in order of increasing energy. A. n=3,l=2,m=+1 B. n=4,l=0,m=0 C. $n=6,l=1,..."  </w:t>
+      </w:r>
+      <w:r>
+        <w:rPr>
+          <w:b/>
+          <w:color w:val="2B6CB0"/>
+          <w:sz w:val="18"/>
+        </w:rPr>
+        <w:t>[Ans: N/A]</w:t>
+      </w:r>
+    </w:p>
+    <w:p>
+      <w:pPr>
+        <w:pStyle w:val="ListBullet"/>
+        <w:spacing w:after="40"/>
+      </w:pPr>
+      <w:r>
+        <w:rPr>
+          <w:b/>
+          <w:sz w:val="18"/>
+        </w:rPr>
+        <w:t xml:space="preserve">[2026 Morning Shift] Q#1 (MCQ): </w:t>
+      </w:r>
+      <w:r>
+        <w:rPr>
+          <w:sz w:val="18"/>
+        </w:rPr>
+        <w:t xml:space="preserve">"Which of the following is correct set of 4 quantum numbers of 19^th electron in Chromium (Atomic number =24 ) in accordance wit..."  </w:t>
+      </w:r>
+      <w:r>
+        <w:rPr>
+          <w:b/>
+          <w:color w:val="2B6CB0"/>
+          <w:sz w:val="18"/>
+        </w:rPr>
+        <w:t>[Ans: N/A]</w:t>
+      </w:r>
+    </w:p>
+    <w:p>
+      <w:pPr>
+        <w:pStyle w:val="ListBullet"/>
+        <w:spacing w:after="40"/>
+      </w:pPr>
+      <w:r>
+        <w:rPr>
+          <w:b/>
+          <w:sz w:val="18"/>
+        </w:rPr>
+        <w:t xml:space="preserve">[2026 Morning Shift] Q#1 (MCQ): </w:t>
+      </w:r>
+      <w:r>
+        <w:rPr>
+          <w:sz w:val="18"/>
+        </w:rPr>
+        <w:t xml:space="preserve">"Figure 1. electron probability density for 2 s orbital Figure 2. wave function for 2s orbital Which of the following point in Figure 2 most ..."  </w:t>
+      </w:r>
+      <w:r>
+        <w:rPr>
+          <w:b/>
+          <w:color w:val="2B6CB0"/>
+          <w:sz w:val="18"/>
+        </w:rPr>
+        <w:t>[Ans: N/A]</w:t>
+      </w:r>
+    </w:p>
+    <w:p>
+      <w:pPr>
+        <w:spacing w:after="120"/>
+      </w:pPr>
+    </w:p>
+    <w:p>
+      <w:pPr>
+        <w:pStyle w:val="Heading2"/>
+      </w:pPr>
+      <w:r>
+        <w:rPr>
+          <w:color w:val="2B6CB0"/>
+          <w:sz w:val="24"/>
+        </w:rPr>
+        <w:t>3.3 Heisenberg Uncertainty &amp; De Broglie Wavelength (Very High Yield — 34 PYQs)</w:t>
       </w:r>
     </w:p>
     <w:p>
@@ -1216,13 +1216,13 @@
           <w:b/>
           <w:sz w:val="18"/>
         </w:rPr>
-        <w:t xml:space="preserve">[2025 Evening Shift] Q#1 (MCQ): </w:t>
+        <w:t xml:space="preserve">[2026 Evening Shift] Q#2 (Numerical): </w:t>
       </w:r>
       <w:r>
         <w:rPr>
           <w:sz w:val="18"/>
         </w:rPr>
-        <w:t xml:space="preserve">"Given below are two statements : Statement (I) : It is impossible to specify simultaneously with arbitrary precision, both the linear moment..."  </w:t>
+        <w:t xml:space="preserve">"Two positively charged particles m_(1) and m_(2) have been accelerated across the same potential difference of 200 keV as shown below. [..."  </w:t>
       </w:r>
       <w:r>
         <w:rPr>
@@ -1230,7 +1230,7 @@
           <w:color w:val="2B6CB0"/>
           <w:sz w:val="18"/>
         </w:rPr>
-        <w:t>[Ans: N/A]</w:t>
+        <w:t>[Ans: 2]</w:t>
       </w:r>
     </w:p>
     <w:p>
@@ -1243,13 +1243,13 @@
           <w:b/>
           <w:sz w:val="18"/>
         </w:rPr>
-        <w:t xml:space="preserve">[2025 Morning Shift] Q#2 (MCQ): </w:t>
+        <w:t xml:space="preserve">[2025 Evening Shift] Q#1 (MCQ): </w:t>
       </w:r>
       <w:r>
         <w:rPr>
           <w:sz w:val="18"/>
         </w:rPr>
-        <w:t xml:space="preserve">"If a 0 is denoted as the Bohr radius of hydrogen atom, then what is the de-Broglie wavelength (λ) of the electron present in the second or..."  </w:t>
+        <w:t xml:space="preserve">"Given below are two statements : Statement (I) : It is impossible to specify simultaneously with arbitrary precision, both the linear moment..."  </w:t>
       </w:r>
       <w:r>
         <w:rPr>
@@ -1410,7 +1410,7 @@
           <w:color w:val="1A365D"/>
           <w:sz w:val="22"/>
         </w:rPr>
-        <w:t>Benchmark Problem 2: JEE Main 2026 (Online) 2nd April Evening Shift (Q#1)</w:t>
+        <w:t>Benchmark Problem 2: JEE Main 2026 (Online) 28th January Evening Shift (Q#2)</w:t>
       </w:r>
     </w:p>
     <w:p>
@@ -1421,7 +1421,7 @@
         <w:rPr>
           <w:sz w:val="20"/>
         </w:rPr>
-        <w:t>The surface of sodium metal is irradiated with radiation of wavelength x nm. The kinetic energy of ejected electrons is 2.8 × 10^-20J . The work function of sodium is 2.3 eV. The value of x is ________ × 10^2 nm. (Nearest integer) (Given: ℎ=6.6 × 10^-34J s ; 1eV=1.6 × 10^-19J ; c=3.0 × 10^8m s^-1 )</w:t>
+        <w:t>Two positively charged particles m_(1) and m_(2) have been accelerated across the same potential difference of 200 keV as shown below. [Given mass of m_(1)=1 amu and m_(2)=4 amu] The deBroglie wavelength of m_(1) will be x times of m_(2) . The value of x is __________ (nearest integer)</w:t>
       </w:r>
     </w:p>
     <w:tbl>
@@ -1452,7 +1452,7 @@
                 <w:color w:val="1A365D"/>
                 <w:sz w:val="19"/>
               </w:rPr>
-              <w:t>Correct Answer: 5</w:t>
+              <w:t>Correct Answer: 2</w:t>
               <w:br/>
             </w:r>
             <w:r>
@@ -1462,7 +1462,130 @@
               </w:rPr>
               <w:t>Solution Analysis:</w:t>
               <w:br/>
-              <w:t>Using Einstein’s photoelectric equation, ℎν=ϕ+K_(max) Also, ℎν=(ℎc / λ) So, (ℎc / λ)=ϕ+K_(max) Now convert the work function into joule: ϕ=2.3eV=2.3 × 1.6 × 10^-19J ϕ=3.68 × 10^-19J Given kinetic energy, K_(max)=2.8 × 10^-20J Hence total photon energy is E=ϕ+K_(max) E=3.68 × 10^-19+2.8 × 10^-20 E=3.96 × 10^-19J Now, λ=(ℎc / E) Substitute the values: λ=\frac6.6 × 10^-34 × 3.0 × 10^83.96 × 10^-19 λ=\frac19.8 × 10^-263.96 × 10^-19 λ=5 × 10^-7m Convert into nm: 1m=10^9nm λ=5 × 10^-7 × 10^9 λ=5 × 10^2nm So, x=5 Therefore, the required nearest integer is 5</w:t>
+              <w:t>λ_(d)=\frach√(2mK.E.) Here, both particles are accelerated through the same potential difference of 200 keV, so they gain the same kinetic energy (K.E.). So, in the formula, h and K.E. are the same for both particles. Only the mass m is different. Therefore, λ_(d)∝\frac1√(m) Now, \frac(λ_(d))_(m_1)(λ_(d))_(m_2)=√(\fracm_(2))m_(1)=√(4)=2 (λ_(d))_(m_1)=2(λ_(d))_(m_2) So x=2 .</w:t>
+            </w:r>
+          </w:p>
+        </w:tc>
+      </w:tr>
+    </w:tbl>
+    <w:p>
+      <w:pPr>
+        <w:spacing w:after="120"/>
+      </w:pPr>
+    </w:p>
+    <w:p>
+      <w:pPr>
+        <w:spacing w:before="160" w:after="40"/>
+      </w:pPr>
+      <w:r>
+        <w:rPr>
+          <w:b/>
+          <w:color w:val="1A365D"/>
+          <w:sz w:val="22"/>
+        </w:rPr>
+        <w:t>Benchmark Problem 3: JEE Main 2026 (Online) 6th April Morning Shift (Q#3)</w:t>
+      </w:r>
+    </w:p>
+    <w:p>
+      <w:pPr>
+        <w:spacing w:after="80"/>
+      </w:pPr>
+      <w:r>
+        <w:rPr>
+          <w:sz w:val="20"/>
+        </w:rPr>
+        <w:t>Match the LIST-I with LIST-II List-I Orbital List-II Radial nodes and nodal plane A. 2s I. 1 Radial node + two nodal planes B. 3s II. 1 Radial node + one nodal plane C. 3p III. 2 Radial nodes + No nodal plane D. 4d IV. 1 Radial node + No nodal plane Choose the correct answer from the options given below:</w:t>
+      </w:r>
+    </w:p>
+    <w:p>
+      <w:pPr>
+        <w:pStyle w:val="ListBullet"/>
+        <w:spacing w:after="20"/>
+      </w:pPr>
+      <w:r>
+        <w:rPr>
+          <w:sz w:val="19"/>
+        </w:rPr>
+        <w:t>(A) -IV, B-I, C-III, D-II</w:t>
+      </w:r>
+    </w:p>
+    <w:p>
+      <w:pPr>
+        <w:pStyle w:val="ListBullet"/>
+        <w:spacing w:after="20"/>
+      </w:pPr>
+      <w:r>
+        <w:rPr>
+          <w:sz w:val="19"/>
+        </w:rPr>
+        <w:t>(B) -IV, B-II, C-III, D-I</w:t>
+      </w:r>
+    </w:p>
+    <w:p>
+      <w:pPr>
+        <w:pStyle w:val="ListBullet"/>
+        <w:spacing w:after="20"/>
+      </w:pPr>
+      <w:r>
+        <w:rPr>
+          <w:sz w:val="19"/>
+        </w:rPr>
+        <w:t>(C) -III, B-I, C-IV, D-II</w:t>
+      </w:r>
+    </w:p>
+    <w:p>
+      <w:pPr>
+        <w:pStyle w:val="ListBullet"/>
+        <w:spacing w:after="20"/>
+      </w:pPr>
+      <w:r>
+        <w:rPr>
+          <w:b/>
+          <w:color w:val="276749"/>
+          <w:sz w:val="19"/>
+        </w:rPr>
+        <w:t>(D) -IV, B-III, C-II, D-I</w:t>
+      </w:r>
+    </w:p>
+    <w:tbl>
+      <w:tblPr>
+        <w:tblW w:type="auto" w:w="0"/>
+        <w:jc w:val="center"/>
+        <w:tblLook w:firstColumn="1" w:firstRow="1" w:lastColumn="0" w:lastRow="0" w:noHBand="0" w:noVBand="1" w:val="04A0"/>
+      </w:tblPr>
+      <w:tblGrid>
+        <w:gridCol w:w="10080"/>
+      </w:tblGrid>
+      <w:tr>
+        <w:tc>
+          <w:tcPr>
+            <w:tcW w:type="dxa" w:w="10080"/>
+            <w:shd w:fill="F7FAFC"/>
+            <w:tcMar>
+              <w:top w:w="100" w:type="dxa"/>
+              <w:bottom w:w="100" w:type="dxa"/>
+              <w:left w:w="150" w:type="dxa"/>
+              <w:right w:w="150" w:type="dxa"/>
+            </w:tcMar>
+          </w:tcPr>
+          <w:p>
+            <w:r>
+              <w:rPr>
+                <w:b/>
+                <w:color w:val="1A365D"/>
+                <w:sz w:val="19"/>
+              </w:rPr>
+              <w:t>Correct Answer: D</w:t>
+              <w:br/>
+            </w:r>
+            <w:r>
+              <w:rPr>
+                <w:color w:val="2D3748"/>
+                <w:sz w:val="18"/>
+              </w:rPr>
+              <w:t>Solution Analysis:</w:t>
+              <w:br/>
+              <w:t>A node is a region in space where the probability of finding an electron is zero. There are two types of nodes: Radial Nodes (or Spherical Nodes): These are spherical surfaces where the probability of finding an electron is zero. Angular Nodes (or Nodal Planes): These are planes (or cones for d-orbitals) passing through the nucleus where the probability of finding an electron is zero. To find the number of these nodes for any given orbital, we use two simple formulas based on the principal quantum number ( n ) and the azimuthal quantum number ( l ). Number of radial nodes = n-l-1 Number of angular nodes (nodal planes) = l Remember, the value of l depends on the subshell: For an 's' subshell, l=0 For a 'p' subshell, l=1 For a 'd' subshell, l=2 For an 'f' subshell, l=3 Now, let's analyze each orbital from List-I. A. 2s orbital Here, the principal quantum number n=2 . Since it is an 's' orbital, the azimuthal quantum number l=0 . Number of radial nodes = n-l-1=2-0-1=1 . Number of nodal planes = l=0 . So, the 2s orbital has 1 Radial node + No nodal plane . This matches with IV in List-II. B. 3s orbital Here, n=3 . For an 's' orbital, l=0 . Number of radial nodes = n-l-1=3-0-1=2 . Number of nodal planes = l=0 . So, the 3s orbital has 2 Radial nodes + No nodal plane . This matches with III in List-II. C. 3p orbital Here, n=3 . For a 'p' orbital, l=1 . Number of radial nodes = n-l-1=3-1-1=1 . Number of nodal planes = l=1 . So, the 3p orbital has 1 Radial node + one nodal plane . This matches with II in List-II. D. 4d orbital Here, n=4 . For a 'd' orbital, l=2 . Number of radial nodes = n-l-1=4-2-1=1 . Number of nodal planes = l=2 . So, the 4d orbital has 1 Radial node + two nodal planes . This matches with I in List-II. Let's summarize our findings: A matches with IV B matches with III C matches with II D matches with I Comparing this with the given options, we find that the correct combination is A-IV, B-III, C-II, D-I . Therefore, the correct answer is Option D .</w:t>
             </w:r>
           </w:p>
         </w:tc>
